--- a/Taylor/React Native mobile/Taylor Pentz.docx
+++ b/Taylor/React Native mobile/Taylor Pentz.docx
@@ -10,8 +10,9 @@
         <w:jc w:val="center"/>
         <w:rPr>
           <w:rFonts w:ascii="Times New Roman" w:eastAsia="Times New Roman" w:hAnsi="Times New Roman" w:cs="Times New Roman"/>
-          <w:sz w:val="24"/>
-          <w:szCs w:val="24"/>
+          <w:sz w:val="28"/>
+          <w:szCs w:val="24"/>
+          <w:u w:val="single"/>
         </w:rPr>
       </w:pPr>
       <w:r>
@@ -94,37 +95,33 @@
           <w:sz w:val="24"/>
           <w:szCs w:val="24"/>
         </w:rPr>
-        <w:t xml:space="preserve"> | 1601 Larkin, H</w:t>
-      </w:r>
-      <w:r>
-        <w:rPr>
-          <w:rFonts w:ascii="Times New Roman" w:eastAsia="Times New Roman" w:hAnsi="Times New Roman" w:cs="Times New Roman"/>
-          <w:sz w:val="24"/>
-          <w:szCs w:val="24"/>
-        </w:rPr>
-        <w:t>igh Point, NC | +1 8042860439</w:t>
-      </w:r>
-    </w:p>
-    <w:p>
-      <w:pPr>
-        <w:shd w:val="clear" w:color="auto" w:fill="DBE5F1" w:themeFill="accent1" w:themeFillTint="33"/>
-        <w:spacing w:after="0" w:line="240" w:lineRule="auto"/>
-        <w:contextualSpacing/>
-        <w:jc w:val="center"/>
-        <w:rPr>
-          <w:rFonts w:ascii="Times New Roman" w:eastAsia="Times New Roman" w:hAnsi="Times New Roman" w:cs="Times New Roman"/>
-          <w:sz w:val="28"/>
-          <w:szCs w:val="24"/>
-          <w:u w:val="single"/>
-        </w:rPr>
-      </w:pPr>
+        <w:t xml:space="preserve"> | 1601 Larkin, High Point, NC | </w:t>
+      </w:r>
+      <w:r>
+        <w:rPr>
+          <w:rFonts w:ascii="Times New Roman" w:eastAsia="Times New Roman" w:hAnsi="Times New Roman" w:cs="Times New Roman"/>
+          <w:sz w:val="24"/>
+          <w:szCs w:val="24"/>
+        </w:rPr>
+        <w:t>+1 (980) 981-4522</w:t>
+      </w:r>
+      <w:r>
+        <w:rPr>
+          <w:rFonts w:ascii="Times New Roman" w:eastAsia="Times New Roman" w:hAnsi="Times New Roman" w:cs="Times New Roman"/>
+          <w:sz w:val="24"/>
+          <w:szCs w:val="24"/>
+        </w:rPr>
+        <w:t xml:space="preserve"> </w:t>
+      </w:r>
       <w:r>
         <w:rPr>
           <w:rFonts w:ascii="Times New Roman" w:hAnsi="Times New Roman" w:cs="Times New Roman"/>
           <w:sz w:val="24"/>
         </w:rPr>
-        <w:t>https://www.linkedin.com/in/taylor-pentz-698a98381/</w:t>
-      </w:r>
+        <w:t>https://www.linkedin.com/in/taylor-pentz-10a92a3aa</w:t>
+      </w:r>
+      <w:bookmarkStart w:id="0" w:name="_GoBack"/>
+      <w:bookmarkEnd w:id="0"/>
     </w:p>
     <w:p>
       <w:pPr>
@@ -393,12 +390,7 @@
         <w:t>Languages &amp; Frameworks:</w:t>
       </w:r>
       <w:r>
-        <w:t xml:space="preserve"> React Native, React, JavaSc</w:t>
-      </w:r>
-      <w:bookmarkStart w:id="0" w:name="_GoBack"/>
-      <w:bookmarkEnd w:id="0"/>
-      <w:r>
-        <w:t xml:space="preserve">ript (ES6+), </w:t>
+        <w:t xml:space="preserve"> React Native, React, JavaScript (ES6+), </w:t>
       </w:r>
       <w:proofErr w:type="spellStart"/>
       <w:r>
@@ -6560,7 +6552,7 @@
 </file>
 
 <file path=customXml/itemProps1.xml><?xml version="1.0" encoding="utf-8"?>
-<ds:datastoreItem xmlns:ds="http://schemas.openxmlformats.org/officeDocument/2006/customXml" ds:itemID="{F604D84D-F7CE-40EE-86CB-6E29D22F2F92}">
+<ds:datastoreItem xmlns:ds="http://schemas.openxmlformats.org/officeDocument/2006/customXml" ds:itemID="{4373A51B-4B34-4A15-88D4-11A7B6A442BA}">
   <ds:schemaRefs>
     <ds:schemaRef ds:uri="http://schemas.openxmlformats.org/officeDocument/2006/bibliography"/>
   </ds:schemaRefs>

--- a/Taylor/React Native mobile/Taylor Pentz.docx
+++ b/Taylor/React Native mobile/Taylor Pentz.docx
@@ -118,7 +118,7 @@
           <w:rFonts w:ascii="Times New Roman" w:hAnsi="Times New Roman" w:cs="Times New Roman"/>
           <w:sz w:val="24"/>
         </w:rPr>
-        <w:t>https://www.linkedin.com/in/taylor-pentz-10a92a3aa</w:t>
+        <w:t>https://www.linkedin.com/in/taylor-p-b0389a3ba</w:t>
       </w:r>
       <w:bookmarkStart w:id="0" w:name="_GoBack"/>
       <w:bookmarkEnd w:id="0"/>
@@ -203,25 +203,7 @@
           <w:sz w:val="24"/>
           <w:szCs w:val="24"/>
         </w:rPr>
-        <w:t>, with deep expertise in cross-platform app delivery, state management, performance optimization, and native Android/</w:t>
-      </w:r>
-      <w:proofErr w:type="spellStart"/>
-      <w:r>
-        <w:rPr>
-          <w:rFonts w:ascii="Times New Roman" w:eastAsia="Times New Roman" w:hAnsi="Times New Roman" w:cs="Times New Roman"/>
-          <w:sz w:val="24"/>
-          <w:szCs w:val="24"/>
-        </w:rPr>
-        <w:t>iOS</w:t>
-      </w:r>
-      <w:proofErr w:type="spellEnd"/>
-      <w:r>
-        <w:rPr>
-          <w:rFonts w:ascii="Times New Roman" w:eastAsia="Times New Roman" w:hAnsi="Times New Roman" w:cs="Times New Roman"/>
-          <w:sz w:val="24"/>
-          <w:szCs w:val="24"/>
-        </w:rPr>
-        <w:t xml:space="preserve"> integrations.</w:t>
+        <w:t>, with deep expertise in cross-platform app delivery, state management, performance optimization, and native Android/iOS integrations.</w:t>
       </w:r>
       <w:proofErr w:type="gramEnd"/>
       <w:r>
@@ -302,42 +284,8 @@
           <w:sz w:val="24"/>
           <w:szCs w:val="24"/>
         </w:rPr>
-        <w:t xml:space="preserve">AWS, GCP, </w:t>
-      </w:r>
-      <w:proofErr w:type="spellStart"/>
-      <w:r>
-        <w:rPr>
-          <w:rFonts w:ascii="Times New Roman" w:eastAsia="Times New Roman" w:hAnsi="Times New Roman" w:cs="Times New Roman"/>
-          <w:b/>
-          <w:bCs/>
-          <w:sz w:val="24"/>
-          <w:szCs w:val="24"/>
-        </w:rPr>
-        <w:t>Docker</w:t>
-      </w:r>
-      <w:proofErr w:type="spellEnd"/>
-      <w:r>
-        <w:rPr>
-          <w:rFonts w:ascii="Times New Roman" w:eastAsia="Times New Roman" w:hAnsi="Times New Roman" w:cs="Times New Roman"/>
-          <w:b/>
-          <w:bCs/>
-          <w:sz w:val="24"/>
-          <w:szCs w:val="24"/>
-        </w:rPr>
-        <w:t xml:space="preserve">, SQL, and </w:t>
-      </w:r>
-      <w:proofErr w:type="spellStart"/>
-      <w:r>
-        <w:rPr>
-          <w:rFonts w:ascii="Times New Roman" w:eastAsia="Times New Roman" w:hAnsi="Times New Roman" w:cs="Times New Roman"/>
-          <w:b/>
-          <w:bCs/>
-          <w:sz w:val="24"/>
-          <w:szCs w:val="24"/>
-        </w:rPr>
-        <w:t>NoSQL</w:t>
-      </w:r>
-      <w:proofErr w:type="spellEnd"/>
+        <w:t>AWS, GCP, Docker, SQL, and NoSQL</w:t>
+      </w:r>
       <w:r>
         <w:rPr>
           <w:rFonts w:ascii="Times New Roman" w:eastAsia="Times New Roman" w:hAnsi="Times New Roman" w:cs="Times New Roman"/>
@@ -406,15 +354,7 @@
       </w:r>
       <w:proofErr w:type="spellEnd"/>
       <w:r>
-        <w:t xml:space="preserve">, </w:t>
-      </w:r>
-      <w:proofErr w:type="spellStart"/>
-      <w:r>
-        <w:t>Redux</w:t>
-      </w:r>
-      <w:proofErr w:type="spellEnd"/>
-      <w:r>
-        <w:t>, Context API, Java/</w:t>
+        <w:t>, Redux, Context API, Java/</w:t>
       </w:r>
       <w:proofErr w:type="spellStart"/>
       <w:r>
@@ -457,15 +397,7 @@
       </w:r>
       <w:proofErr w:type="spellEnd"/>
       <w:r>
-        <w:t xml:space="preserve">, </w:t>
-      </w:r>
-      <w:proofErr w:type="spellStart"/>
-      <w:r>
-        <w:t>Fastlane</w:t>
-      </w:r>
-      <w:proofErr w:type="spellEnd"/>
-      <w:r>
-        <w:t>)</w:t>
+        <w:t>, Fastlane)</w:t>
       </w:r>
     </w:p>
     <w:p>
@@ -481,32 +413,10 @@
         <w:rPr>
           <w:rStyle w:val="Strong"/>
         </w:rPr>
-        <w:t xml:space="preserve">Cloud &amp; </w:t>
-      </w:r>
-      <w:proofErr w:type="spellStart"/>
-      <w:r>
-        <w:rPr>
-          <w:rStyle w:val="Strong"/>
-        </w:rPr>
-        <w:t>DevOps</w:t>
-      </w:r>
-      <w:proofErr w:type="spellEnd"/>
-      <w:r>
-        <w:rPr>
-          <w:rStyle w:val="Strong"/>
-        </w:rPr>
-        <w:t>:</w:t>
-      </w:r>
-      <w:r>
-        <w:t xml:space="preserve"> AWS, GCP, </w:t>
-      </w:r>
-      <w:proofErr w:type="spellStart"/>
-      <w:r>
-        <w:t>Docker</w:t>
-      </w:r>
-      <w:proofErr w:type="spellEnd"/>
-      <w:r>
-        <w:t>, Firebase, CI/CD Pipelines</w:t>
+        <w:t>Cloud &amp; DevOps:</w:t>
+      </w:r>
+      <w:r>
+        <w:t xml:space="preserve"> AWS, GCP, Docker, Firebase, CI/CD Pipelines</w:t>
       </w:r>
     </w:p>
     <w:p>
@@ -525,31 +435,7 @@
         <w:t>Databases:</w:t>
       </w:r>
       <w:r>
-        <w:t xml:space="preserve"> SQL (</w:t>
-      </w:r>
-      <w:proofErr w:type="spellStart"/>
-      <w:r>
-        <w:t>PostgreSQL</w:t>
-      </w:r>
-      <w:proofErr w:type="spellEnd"/>
-      <w:r>
-        <w:t xml:space="preserve">, MySQL, MSSQL), </w:t>
-      </w:r>
-      <w:proofErr w:type="spellStart"/>
-      <w:r>
-        <w:t>NoSQL</w:t>
-      </w:r>
-      <w:proofErr w:type="spellEnd"/>
-      <w:r>
-        <w:t xml:space="preserve"> (</w:t>
-      </w:r>
-      <w:proofErr w:type="spellStart"/>
-      <w:r>
-        <w:t>MongoDB</w:t>
-      </w:r>
-      <w:proofErr w:type="spellEnd"/>
-      <w:r>
-        <w:t xml:space="preserve">, </w:t>
+        <w:t xml:space="preserve"> SQL (PostgreSQL, MySQL, MSSQL), NoSQL (MongoDB, </w:t>
       </w:r>
       <w:proofErr w:type="spellStart"/>
       <w:r>
@@ -758,25 +644,7 @@
           <w:sz w:val="24"/>
           <w:szCs w:val="24"/>
         </w:rPr>
-        <w:t xml:space="preserve">, ensuring consistent performance and UI/UX across </w:t>
-      </w:r>
-      <w:proofErr w:type="spellStart"/>
-      <w:r>
-        <w:rPr>
-          <w:rFonts w:ascii="Times New Roman" w:eastAsia="Times New Roman" w:hAnsi="Times New Roman" w:cs="Times New Roman"/>
-          <w:sz w:val="24"/>
-          <w:szCs w:val="24"/>
-        </w:rPr>
-        <w:t>iOS</w:t>
-      </w:r>
-      <w:proofErr w:type="spellEnd"/>
-      <w:r>
-        <w:rPr>
-          <w:rFonts w:ascii="Times New Roman" w:eastAsia="Times New Roman" w:hAnsi="Times New Roman" w:cs="Times New Roman"/>
-          <w:sz w:val="24"/>
-          <w:szCs w:val="24"/>
-        </w:rPr>
-        <w:t xml:space="preserve"> and Android environments.</w:t>
+        <w:t>, ensuring consistent performance and UI/UX across iOS and Android environments.</w:t>
       </w:r>
     </w:p>
     <w:p>
@@ -800,25 +668,7 @@
           <w:sz w:val="24"/>
           <w:szCs w:val="24"/>
         </w:rPr>
-        <w:t xml:space="preserve">Built and integrated advanced state management with </w:t>
-      </w:r>
-      <w:proofErr w:type="spellStart"/>
-      <w:r>
-        <w:rPr>
-          <w:rFonts w:ascii="Times New Roman" w:eastAsia="Times New Roman" w:hAnsi="Times New Roman" w:cs="Times New Roman"/>
-          <w:sz w:val="24"/>
-          <w:szCs w:val="24"/>
-        </w:rPr>
-        <w:t>Redux</w:t>
-      </w:r>
-      <w:proofErr w:type="spellEnd"/>
-      <w:r>
-        <w:rPr>
-          <w:rFonts w:ascii="Times New Roman" w:eastAsia="Times New Roman" w:hAnsi="Times New Roman" w:cs="Times New Roman"/>
-          <w:sz w:val="24"/>
-          <w:szCs w:val="24"/>
-        </w:rPr>
-        <w:t xml:space="preserve"> and Context API, significantly enhancing application reliability and reducing bugs in production environments.</w:t>
+        <w:t>Built and integrated advanced state management with Redux and Context API, significantly enhancing application reliability and reducing bugs in production environments.</w:t>
       </w:r>
     </w:p>
     <w:p>
@@ -884,43 +734,7 @@
           <w:sz w:val="24"/>
           <w:szCs w:val="24"/>
         </w:rPr>
-        <w:t xml:space="preserve">Developed and maintained CI/CD pipelines with </w:t>
-      </w:r>
-      <w:proofErr w:type="spellStart"/>
-      <w:r>
-        <w:rPr>
-          <w:rFonts w:ascii="Times New Roman" w:eastAsia="Times New Roman" w:hAnsi="Times New Roman" w:cs="Times New Roman"/>
-          <w:sz w:val="24"/>
-          <w:szCs w:val="24"/>
-        </w:rPr>
-        <w:t>Docker</w:t>
-      </w:r>
-      <w:proofErr w:type="spellEnd"/>
-      <w:r>
-        <w:rPr>
-          <w:rFonts w:ascii="Times New Roman" w:eastAsia="Times New Roman" w:hAnsi="Times New Roman" w:cs="Times New Roman"/>
-          <w:sz w:val="24"/>
-          <w:szCs w:val="24"/>
-        </w:rPr>
-        <w:t xml:space="preserve"> and </w:t>
-      </w:r>
-      <w:proofErr w:type="spellStart"/>
-      <w:r>
-        <w:rPr>
-          <w:rFonts w:ascii="Times New Roman" w:eastAsia="Times New Roman" w:hAnsi="Times New Roman" w:cs="Times New Roman"/>
-          <w:sz w:val="24"/>
-          <w:szCs w:val="24"/>
-        </w:rPr>
-        <w:t>Fastlane</w:t>
-      </w:r>
-      <w:proofErr w:type="spellEnd"/>
-      <w:r>
-        <w:rPr>
-          <w:rFonts w:ascii="Times New Roman" w:eastAsia="Times New Roman" w:hAnsi="Times New Roman" w:cs="Times New Roman"/>
-          <w:sz w:val="24"/>
-          <w:szCs w:val="24"/>
-        </w:rPr>
-        <w:t xml:space="preserve"> to automate build, test, and deployment processes for mobile applications across environments.</w:t>
+        <w:t>Developed and maintained CI/CD pipelines with Docker and Fastlane to automate build, test, and deployment processes for mobile applications across environments.</w:t>
       </w:r>
     </w:p>
     <w:p>
@@ -1247,25 +1061,7 @@
           <w:sz w:val="24"/>
           <w:szCs w:val="24"/>
         </w:rPr>
-        <w:t xml:space="preserve">Implemented </w:t>
-      </w:r>
-      <w:proofErr w:type="spellStart"/>
-      <w:r>
-        <w:rPr>
-          <w:rFonts w:ascii="Times New Roman" w:eastAsia="Times New Roman" w:hAnsi="Times New Roman" w:cs="Times New Roman"/>
-          <w:sz w:val="24"/>
-          <w:szCs w:val="24"/>
-        </w:rPr>
-        <w:t>Docker</w:t>
-      </w:r>
-      <w:proofErr w:type="spellEnd"/>
-      <w:r>
-        <w:rPr>
-          <w:rFonts w:ascii="Times New Roman" w:eastAsia="Times New Roman" w:hAnsi="Times New Roman" w:cs="Times New Roman"/>
-          <w:sz w:val="24"/>
-          <w:szCs w:val="24"/>
-        </w:rPr>
-        <w:t>-based environments for consistent development workflows, enabling smooth CI/CD integration with AWS cloud infrastructure.</w:t>
+        <w:t>Implemented Docker-based environments for consistent development workflows, enabling smooth CI/CD integration with AWS cloud infrastructure.</w:t>
       </w:r>
     </w:p>
     <w:p>
@@ -1379,25 +1175,7 @@
           <w:sz w:val="24"/>
           <w:szCs w:val="24"/>
         </w:rPr>
-        <w:t xml:space="preserve">Enhanced mobile security by applying </w:t>
-      </w:r>
-      <w:proofErr w:type="spellStart"/>
-      <w:r>
-        <w:rPr>
-          <w:rFonts w:ascii="Times New Roman" w:eastAsia="Times New Roman" w:hAnsi="Times New Roman" w:cs="Times New Roman"/>
-          <w:sz w:val="24"/>
-          <w:szCs w:val="24"/>
-        </w:rPr>
-        <w:t>OAuth</w:t>
-      </w:r>
-      <w:proofErr w:type="spellEnd"/>
-      <w:r>
-        <w:rPr>
-          <w:rFonts w:ascii="Times New Roman" w:eastAsia="Times New Roman" w:hAnsi="Times New Roman" w:cs="Times New Roman"/>
-          <w:sz w:val="24"/>
-          <w:szCs w:val="24"/>
-        </w:rPr>
-        <w:t xml:space="preserve"> 2.0, secure tokens, and encrypted storage solutions, improving compliance with data privacy standards.</w:t>
+        <w:t>Enhanced mobile security by applying OAuth 2.0, secure tokens, and encrypted storage solutions, improving compliance with data privacy standards.</w:t>
       </w:r>
     </w:p>
     <w:p>
@@ -1543,25 +1321,7 @@
           <w:sz w:val="24"/>
           <w:szCs w:val="24"/>
         </w:rPr>
-        <w:t xml:space="preserve">Implemented modular and scalable state management solutions with </w:t>
-      </w:r>
-      <w:proofErr w:type="spellStart"/>
-      <w:r>
-        <w:rPr>
-          <w:rFonts w:ascii="Times New Roman" w:eastAsia="Times New Roman" w:hAnsi="Times New Roman" w:cs="Times New Roman"/>
-          <w:sz w:val="24"/>
-          <w:szCs w:val="24"/>
-        </w:rPr>
-        <w:t>Redux</w:t>
-      </w:r>
-      <w:proofErr w:type="spellEnd"/>
-      <w:r>
-        <w:rPr>
-          <w:rFonts w:ascii="Times New Roman" w:eastAsia="Times New Roman" w:hAnsi="Times New Roman" w:cs="Times New Roman"/>
-          <w:sz w:val="24"/>
-          <w:szCs w:val="24"/>
-        </w:rPr>
-        <w:t>, improving application maintainability across multiple client projects.</w:t>
+        <w:t>Implemented modular and scalable state management solutions with Redux, improving application maintainability across multiple client projects.</w:t>
       </w:r>
     </w:p>
     <w:p>
@@ -1585,43 +1345,7 @@
           <w:sz w:val="24"/>
           <w:szCs w:val="24"/>
         </w:rPr>
-        <w:t>Designed relational and non-relational database schemas (</w:t>
-      </w:r>
-      <w:proofErr w:type="spellStart"/>
-      <w:r>
-        <w:rPr>
-          <w:rFonts w:ascii="Times New Roman" w:eastAsia="Times New Roman" w:hAnsi="Times New Roman" w:cs="Times New Roman"/>
-          <w:sz w:val="24"/>
-          <w:szCs w:val="24"/>
-        </w:rPr>
-        <w:t>PostgreSQL</w:t>
-      </w:r>
-      <w:proofErr w:type="spellEnd"/>
-      <w:r>
-        <w:rPr>
-          <w:rFonts w:ascii="Times New Roman" w:eastAsia="Times New Roman" w:hAnsi="Times New Roman" w:cs="Times New Roman"/>
-          <w:sz w:val="24"/>
-          <w:szCs w:val="24"/>
-        </w:rPr>
-        <w:t xml:space="preserve">, </w:t>
-      </w:r>
-      <w:proofErr w:type="spellStart"/>
-      <w:r>
-        <w:rPr>
-          <w:rFonts w:ascii="Times New Roman" w:eastAsia="Times New Roman" w:hAnsi="Times New Roman" w:cs="Times New Roman"/>
-          <w:sz w:val="24"/>
-          <w:szCs w:val="24"/>
-        </w:rPr>
-        <w:t>MongoDB</w:t>
-      </w:r>
-      <w:proofErr w:type="spellEnd"/>
-      <w:r>
-        <w:rPr>
-          <w:rFonts w:ascii="Times New Roman" w:eastAsia="Times New Roman" w:hAnsi="Times New Roman" w:cs="Times New Roman"/>
-          <w:sz w:val="24"/>
-          <w:szCs w:val="24"/>
-        </w:rPr>
-        <w:t>) for mobile applications requiring complex querying and offline support.</w:t>
+        <w:t>Designed relational and non-relational database schemas (PostgreSQL, MongoDB) for mobile applications requiring complex querying and offline support.</w:t>
       </w:r>
     </w:p>
     <w:p>
@@ -1687,25 +1411,7 @@
           <w:sz w:val="24"/>
           <w:szCs w:val="24"/>
         </w:rPr>
-        <w:t xml:space="preserve">Contributed to CI/CD automation pipelines using </w:t>
-      </w:r>
-      <w:proofErr w:type="spellStart"/>
-      <w:r>
-        <w:rPr>
-          <w:rFonts w:ascii="Times New Roman" w:eastAsia="Times New Roman" w:hAnsi="Times New Roman" w:cs="Times New Roman"/>
-          <w:sz w:val="24"/>
-          <w:szCs w:val="24"/>
-        </w:rPr>
-        <w:t>Docker</w:t>
-      </w:r>
-      <w:proofErr w:type="spellEnd"/>
-      <w:r>
-        <w:rPr>
-          <w:rFonts w:ascii="Times New Roman" w:eastAsia="Times New Roman" w:hAnsi="Times New Roman" w:cs="Times New Roman"/>
-          <w:sz w:val="24"/>
-          <w:szCs w:val="24"/>
-        </w:rPr>
-        <w:t xml:space="preserve"> and Jenkins to streamline deployments to staging and production.</w:t>
+        <w:t>Contributed to CI/CD automation pipelines using Docker and Jenkins to streamline deployments to staging and production.</w:t>
       </w:r>
     </w:p>
     <w:p>
@@ -1729,25 +1435,7 @@
           <w:sz w:val="24"/>
           <w:szCs w:val="24"/>
         </w:rPr>
-        <w:t xml:space="preserve">Integrated native Android and </w:t>
-      </w:r>
-      <w:proofErr w:type="spellStart"/>
-      <w:r>
-        <w:rPr>
-          <w:rFonts w:ascii="Times New Roman" w:eastAsia="Times New Roman" w:hAnsi="Times New Roman" w:cs="Times New Roman"/>
-          <w:sz w:val="24"/>
-          <w:szCs w:val="24"/>
-        </w:rPr>
-        <w:t>iOS</w:t>
-      </w:r>
-      <w:proofErr w:type="spellEnd"/>
-      <w:r>
-        <w:rPr>
-          <w:rFonts w:ascii="Times New Roman" w:eastAsia="Times New Roman" w:hAnsi="Times New Roman" w:cs="Times New Roman"/>
-          <w:sz w:val="24"/>
-          <w:szCs w:val="24"/>
-        </w:rPr>
-        <w:t xml:space="preserve"> modules, enabling custom functionality where cross-platform solutions required additional native capabilities.</w:t>
+        <w:t>Integrated native Android and iOS modules, enabling custom functionality where cross-platform solutions required additional native capabilities.</w:t>
       </w:r>
     </w:p>
     <w:p>
@@ -2159,15 +1847,7 @@
         <w:t>Finance Tracking App:</w:t>
       </w:r>
       <w:r>
-        <w:t xml:space="preserve"> Designed and deployed a mobile app with real-time transaction tracking, leveraging SQL and </w:t>
-      </w:r>
-      <w:proofErr w:type="spellStart"/>
-      <w:r>
-        <w:t>NoSQL</w:t>
-      </w:r>
-      <w:proofErr w:type="spellEnd"/>
-      <w:r>
-        <w:t xml:space="preserve"> databases with </w:t>
+        <w:t xml:space="preserve"> Designed and deployed a mobile app with real-time transaction tracking, leveraging SQL and NoSQL databases with </w:t>
       </w:r>
       <w:proofErr w:type="spellStart"/>
       <w:r>
@@ -2292,23 +1972,13 @@
           <w:szCs w:val="24"/>
         </w:rPr>
       </w:pPr>
-      <w:proofErr w:type="spellStart"/>
-      <w:r>
-        <w:rPr>
-          <w:rFonts w:ascii="Times New Roman" w:eastAsia="Times New Roman" w:hAnsi="Times New Roman" w:cs="Times New Roman"/>
-          <w:sz w:val="24"/>
-          <w:szCs w:val="24"/>
-        </w:rPr>
-        <w:t>Docker</w:t>
-      </w:r>
-      <w:proofErr w:type="spellEnd"/>
-      <w:r>
-        <w:rPr>
-          <w:rFonts w:ascii="Times New Roman" w:eastAsia="Times New Roman" w:hAnsi="Times New Roman" w:cs="Times New Roman"/>
-          <w:sz w:val="24"/>
-          <w:szCs w:val="24"/>
-        </w:rPr>
-        <w:t xml:space="preserve"> Certified Associate</w:t>
+      <w:r>
+        <w:rPr>
+          <w:rFonts w:ascii="Times New Roman" w:eastAsia="Times New Roman" w:hAnsi="Times New Roman" w:cs="Times New Roman"/>
+          <w:sz w:val="24"/>
+          <w:szCs w:val="24"/>
+        </w:rPr>
+        <w:t>Docker Certified Associate</w:t>
       </w:r>
     </w:p>
     <w:p>
@@ -6552,7 +6222,7 @@
 </file>
 
 <file path=customXml/itemProps1.xml><?xml version="1.0" encoding="utf-8"?>
-<ds:datastoreItem xmlns:ds="http://schemas.openxmlformats.org/officeDocument/2006/customXml" ds:itemID="{4373A51B-4B34-4A15-88D4-11A7B6A442BA}">
+<ds:datastoreItem xmlns:ds="http://schemas.openxmlformats.org/officeDocument/2006/customXml" ds:itemID="{B6784757-8A66-41B5-B9EB-2CF463473D8E}">
   <ds:schemaRefs>
     <ds:schemaRef ds:uri="http://schemas.openxmlformats.org/officeDocument/2006/bibliography"/>
   </ds:schemaRefs>
